--- a/docx_resources/Вечірня-Утреня/В,У - Мінея/12-Грудень/26-__-Собор_Богородиці.docx
+++ b/docx_resources/Вечірня-Утреня/В,У - Мінея/12-Грудень/26-__-Собор_Богородиці.docx
@@ -1390,6 +1390,7 @@
           <w:b/>
           <w:i/>
           <w:color w:val="FF0000"/>
+          <w:sz w:val="24"/>
         </w:rPr>
         <w:t>Вечірні молитви</w:t>
       </w:r>
@@ -3041,6 +3042,7 @@
           <w:b/>
           <w:i/>
           <w:color w:val="FF0000"/>
+          <w:sz w:val="24"/>
         </w:rPr>
         <w:t>Стихири</w:t>
       </w:r>
@@ -3847,6 +3849,7 @@
           <w:b/>
           <w:i/>
           <w:color w:val="FF0000"/>
+          <w:sz w:val="24"/>
         </w:rPr>
         <w:t>Прокімен</w:t>
       </w:r>
@@ -4032,6 +4035,7 @@
           <w:b/>
           <w:i/>
           <w:color w:val="FF0000"/>
+          <w:sz w:val="24"/>
         </w:rPr>
         <w:t>Єктенія усильного благання</w:t>
       </w:r>
@@ -4650,6 +4654,7 @@
           <w:b/>
           <w:i/>
           <w:color w:val="FF0000"/>
+          <w:sz w:val="24"/>
         </w:rPr>
         <w:t>Сподоби, Господи</w:t>
       </w:r>
@@ -4873,6 +4878,7 @@
           <w:b/>
           <w:i/>
           <w:color w:val="FF0000"/>
+          <w:sz w:val="24"/>
         </w:rPr>
         <w:t>Прохальна єктенія</w:t>
       </w:r>
@@ -6009,6 +6015,7 @@
           <w:b/>
           <w:i/>
           <w:color w:val="FF0000"/>
+          <w:sz w:val="24"/>
         </w:rPr>
         <w:t>Пісня Симеона</w:t>
       </w:r>
@@ -6366,6 +6373,7 @@
           <w:b/>
           <w:i/>
           <w:color w:val="FF0000"/>
+          <w:sz w:val="24"/>
         </w:rPr>
         <w:t>Тропарі</w:t>
       </w:r>
@@ -6845,6 +6853,7 @@
           <w:b/>
           <w:i/>
           <w:color w:val="FF0000"/>
+          <w:sz w:val="24"/>
         </w:rPr>
         <w:t>Після Вечірні</w:t>
       </w:r>
@@ -9323,6 +9332,7 @@
           <w:b/>
           <w:i/>
           <w:color w:val="FF0000"/>
+          <w:sz w:val="24"/>
         </w:rPr>
         <w:t>Утренні молитви</w:t>
       </w:r>
@@ -10519,6 +10529,7 @@
           <w:b/>
           <w:i/>
           <w:color w:val="FF0000"/>
+          <w:sz w:val="24"/>
         </w:rPr>
         <w:t>Бог Господь...</w:t>
       </w:r>
@@ -10527,6 +10538,7 @@
           <w:rFonts w:ascii="Times New Roman" w:hAnsi="Times New Roman"/>
           <w:i/>
           <w:color w:val="FF0000"/>
+          <w:sz w:val="24"/>
         </w:rPr>
         <w:t xml:space="preserve"> (Пс. 117), глас 4</w:t>
       </w:r>
@@ -10750,6 +10762,7 @@
           <w:b/>
           <w:i/>
           <w:color w:val="FF0000"/>
+          <w:sz w:val="24"/>
         </w:rPr>
         <w:t>Тропарі</w:t>
       </w:r>
@@ -10902,6 +10915,7 @@
           <w:b/>
           <w:i/>
           <w:color w:val="FF0000"/>
+          <w:sz w:val="24"/>
         </w:rPr>
         <w:t>Мала єктенія</w:t>
       </w:r>
@@ -11184,6 +11198,7 @@
           <w:b/>
           <w:i/>
           <w:color w:val="FF0000"/>
+          <w:sz w:val="24"/>
         </w:rPr>
         <w:t>Перший сідальний</w:t>
       </w:r>
@@ -11344,6 +11359,7 @@
           <w:b/>
           <w:i/>
           <w:color w:val="FF0000"/>
+          <w:sz w:val="24"/>
         </w:rPr>
         <w:t>Мала єктенія</w:t>
       </w:r>
@@ -11637,6 +11653,7 @@
           <w:b/>
           <w:i/>
           <w:color w:val="FF0000"/>
+          <w:sz w:val="24"/>
         </w:rPr>
         <w:t>Другий сідальний</w:t>
       </w:r>
@@ -11769,6 +11786,7 @@
           <w:b/>
           <w:i/>
           <w:color w:val="FF0000"/>
+          <w:sz w:val="24"/>
         </w:rPr>
         <w:t>Псалом 50</w:t>
       </w:r>
@@ -12426,6 +12444,7 @@
           <w:b/>
           <w:i/>
           <w:color w:val="FF0000"/>
+          <w:sz w:val="24"/>
         </w:rPr>
         <w:t>Єктенія:</w:t>
       </w:r>
@@ -13083,6 +13102,7 @@
           <w:rFonts w:ascii="Times New Roman" w:hAnsi="Times New Roman"/>
           <w:i/>
           <w:color w:val="FF0000"/>
+          <w:sz w:val="24"/>
         </w:rPr>
         <w:t>Мала єктенія</w:t>
       </w:r>
@@ -13925,6 +13945,7 @@
           <w:rFonts w:ascii="Times New Roman" w:hAnsi="Times New Roman"/>
           <w:i/>
           <w:color w:val="FF0000"/>
+          <w:sz w:val="24"/>
         </w:rPr>
         <w:t>Мала єктенія</w:t>
       </w:r>
@@ -14780,6 +14801,7 @@
           <w:b/>
           <w:i/>
           <w:color w:val="FF0000"/>
+          <w:sz w:val="24"/>
         </w:rPr>
         <w:t>Пісня Богородиці</w:t>
       </w:r>
@@ -14866,6 +14888,7 @@
           <w:b/>
           <w:i/>
           <w:color w:val="FF0000"/>
+          <w:sz w:val="24"/>
         </w:rPr>
         <w:t>Пісня 9</w:t>
       </w:r>
@@ -15383,6 +15406,7 @@
           <w:b/>
           <w:i/>
           <w:color w:val="FF0000"/>
+          <w:sz w:val="24"/>
         </w:rPr>
         <w:t>Мала єктенія</w:t>
       </w:r>
@@ -16330,6 +16354,7 @@
           <w:b/>
           <w:i/>
           <w:color w:val="FF0000"/>
+          <w:sz w:val="24"/>
         </w:rPr>
         <w:t>Стихири</w:t>
       </w:r>
@@ -16655,6 +16680,7 @@
           <w:b/>
           <w:i/>
           <w:color w:val="FF0000"/>
+          <w:sz w:val="24"/>
         </w:rPr>
         <w:t>Велике славослов'я</w:t>
       </w:r>
@@ -17256,6 +17282,7 @@
           <w:b/>
           <w:i/>
           <w:color w:val="FF0000"/>
+          <w:sz w:val="24"/>
         </w:rPr>
         <w:t>Тропар</w:t>
       </w:r>
@@ -17319,6 +17346,7 @@
           <w:b/>
           <w:i/>
           <w:color w:val="FF0000"/>
+          <w:sz w:val="24"/>
         </w:rPr>
         <w:t>Єктенія усильного благання</w:t>
       </w:r>
@@ -17768,6 +17796,7 @@
           <w:b/>
           <w:i/>
           <w:color w:val="FF0000"/>
+          <w:sz w:val="24"/>
         </w:rPr>
         <w:t>Прохальна єктенія</w:t>
       </w:r>
